--- a/Instalación y configuración de herramienta de versionamiento_GA7-220501096-AA1-EV04.docx
+++ b/Instalación y configuración de herramienta de versionamiento_GA7-220501096-AA1-EV04.docx
@@ -17,25 +17,7 @@
           <w:szCs w:val="28"/>
           <w:lang w:val="es-CO"/>
         </w:rPr>
-        <w:t xml:space="preserve">Instalación y configuración de herramienta de </w:t>
-      </w:r>
-      <w:proofErr w:type="spellStart"/>
-      <w:r>
-        <w:rPr>
-          <w:sz w:val="28"/>
-          <w:szCs w:val="28"/>
-          <w:lang w:val="es-CO"/>
-        </w:rPr>
-        <w:t>versionamiento</w:t>
-      </w:r>
-      <w:proofErr w:type="spellEnd"/>
-      <w:r>
-        <w:rPr>
-          <w:sz w:val="28"/>
-          <w:szCs w:val="28"/>
-          <w:lang w:val="es-CO"/>
-        </w:rPr>
-        <w:t xml:space="preserve"> (Local / Web)</w:t>
+        <w:t>Instalación y configuración de herramienta de versionamiento (Local / Web)</w:t>
       </w:r>
     </w:p>
     <w:p>
@@ -568,35 +550,7 @@
         <w:rPr>
           <w:lang w:val="es-CO"/>
         </w:rPr>
-        <w:t xml:space="preserve"> Se abrió la terminal para comprobar la versión instalada mediante el comando </w:t>
-      </w:r>
-      <w:proofErr w:type="spellStart"/>
-      <w:r>
-        <w:rPr>
-          <w:lang w:val="es-CO"/>
-        </w:rPr>
-        <w:t>git</w:t>
-      </w:r>
-      <w:proofErr w:type="spellEnd"/>
-      <w:r>
-        <w:rPr>
-          <w:lang w:val="es-CO"/>
-        </w:rPr>
-        <w:t xml:space="preserve"> --</w:t>
-      </w:r>
-      <w:proofErr w:type="spellStart"/>
-      <w:r>
-        <w:rPr>
-          <w:lang w:val="es-CO"/>
-        </w:rPr>
-        <w:t>version</w:t>
-      </w:r>
-      <w:proofErr w:type="spellEnd"/>
-      <w:r>
-        <w:rPr>
-          <w:lang w:val="es-CO"/>
-        </w:rPr>
-        <w:t>.</w:t>
+        <w:t xml:space="preserve"> Se abrió la terminal para comprobar la versión instalada mediante el comando git --version.</w:t>
       </w:r>
     </w:p>
     <w:p>
@@ -685,33 +639,11 @@
           <w:lang w:val="es-CO"/>
         </w:rPr>
       </w:pPr>
-      <w:proofErr w:type="spellStart"/>
-      <w:r>
-        <w:rPr>
-          <w:lang w:val="es-CO"/>
-        </w:rPr>
-        <w:t>git</w:t>
-      </w:r>
-      <w:proofErr w:type="spellEnd"/>
-      <w:r>
-        <w:rPr>
-          <w:lang w:val="es-CO"/>
-        </w:rPr>
-        <w:t xml:space="preserve"> </w:t>
-      </w:r>
-      <w:proofErr w:type="spellStart"/>
-      <w:r>
-        <w:rPr>
-          <w:lang w:val="es-CO"/>
-        </w:rPr>
-        <w:t>config</w:t>
-      </w:r>
-      <w:proofErr w:type="spellEnd"/>
-      <w:r>
-        <w:rPr>
-          <w:lang w:val="es-CO"/>
-        </w:rPr>
-        <w:t xml:space="preserve"> --global user.name "Tu Nombre"</w:t>
+      <w:r>
+        <w:rPr>
+          <w:lang w:val="es-CO"/>
+        </w:rPr>
+        <w:t>git config --global user.name "Tu Nombre"</w:t>
       </w:r>
     </w:p>
     <w:p>
@@ -725,49 +657,11 @@
           <w:lang w:val="es-CO"/>
         </w:rPr>
       </w:pPr>
-      <w:proofErr w:type="spellStart"/>
-      <w:r>
-        <w:rPr>
-          <w:lang w:val="es-CO"/>
-        </w:rPr>
-        <w:t>git</w:t>
-      </w:r>
-      <w:proofErr w:type="spellEnd"/>
-      <w:r>
-        <w:rPr>
-          <w:lang w:val="es-CO"/>
-        </w:rPr>
-        <w:t xml:space="preserve"> </w:t>
-      </w:r>
-      <w:proofErr w:type="spellStart"/>
-      <w:r>
-        <w:rPr>
-          <w:lang w:val="es-CO"/>
-        </w:rPr>
-        <w:t>config</w:t>
-      </w:r>
-      <w:proofErr w:type="spellEnd"/>
-      <w:r>
-        <w:rPr>
-          <w:lang w:val="es-CO"/>
-        </w:rPr>
-        <w:t xml:space="preserve"> --global </w:t>
-      </w:r>
-      <w:proofErr w:type="spellStart"/>
-      <w:proofErr w:type="gramStart"/>
-      <w:r>
-        <w:rPr>
-          <w:lang w:val="es-CO"/>
-        </w:rPr>
-        <w:t>user.email</w:t>
-      </w:r>
-      <w:proofErr w:type="spellEnd"/>
-      <w:proofErr w:type="gramEnd"/>
-      <w:r>
-        <w:rPr>
-          <w:lang w:val="es-CO"/>
-        </w:rPr>
-        <w:t xml:space="preserve"> "tucorreo@email.com"</w:t>
+      <w:r>
+        <w:rPr>
+          <w:lang w:val="es-CO"/>
+        </w:rPr>
+        <w:t>git config --global user.email "tucorreo@email.com"</w:t>
       </w:r>
     </w:p>
     <w:p>
@@ -1012,47 +906,11 @@
           <w:lang w:val="es-CO"/>
         </w:rPr>
       </w:pPr>
-      <w:proofErr w:type="spellStart"/>
-      <w:r>
-        <w:rPr>
-          <w:lang w:val="es-CO"/>
-        </w:rPr>
-        <w:t>git</w:t>
-      </w:r>
-      <w:proofErr w:type="spellEnd"/>
-      <w:r>
-        <w:rPr>
-          <w:lang w:val="es-CO"/>
-        </w:rPr>
-        <w:t xml:space="preserve"> remote </w:t>
-      </w:r>
-      <w:proofErr w:type="spellStart"/>
-      <w:r>
-        <w:rPr>
-          <w:lang w:val="es-CO"/>
-        </w:rPr>
-        <w:t>add</w:t>
-      </w:r>
-      <w:proofErr w:type="spellEnd"/>
-      <w:r>
-        <w:rPr>
-          <w:lang w:val="es-CO"/>
-        </w:rPr>
-        <w:t xml:space="preserve"> </w:t>
-      </w:r>
-      <w:proofErr w:type="spellStart"/>
-      <w:r>
-        <w:rPr>
-          <w:lang w:val="es-CO"/>
-        </w:rPr>
-        <w:t>origin</w:t>
-      </w:r>
-      <w:proofErr w:type="spellEnd"/>
-      <w:r>
-        <w:rPr>
-          <w:lang w:val="es-CO"/>
-        </w:rPr>
-        <w:t xml:space="preserve"> [URL_DEL_REPOSITORIO_GITHUB]</w:t>
+      <w:r>
+        <w:rPr>
+          <w:lang w:val="es-CO"/>
+        </w:rPr>
+        <w:t>git remote add origin [URL_DEL_REPOSITORIO_GITHUB]</w:t>
       </w:r>
     </w:p>
     <w:p>
@@ -1066,42 +924,12 @@
           <w:lang w:val="es-CO"/>
         </w:rPr>
       </w:pPr>
-      <w:proofErr w:type="spellStart"/>
-      <w:r>
-        <w:rPr>
-          <w:lang w:val="es-CO"/>
-        </w:rPr>
-        <w:t>git</w:t>
-      </w:r>
-      <w:proofErr w:type="spellEnd"/>
-      <w:r>
-        <w:rPr>
-          <w:lang w:val="es-CO"/>
-        </w:rPr>
-        <w:t xml:space="preserve"> </w:t>
-      </w:r>
-      <w:proofErr w:type="spellStart"/>
-      <w:r>
-        <w:rPr>
-          <w:lang w:val="es-CO"/>
-        </w:rPr>
-        <w:t>branch</w:t>
-      </w:r>
-      <w:proofErr w:type="spellEnd"/>
-      <w:r>
-        <w:rPr>
-          <w:lang w:val="es-CO"/>
-        </w:rPr>
-        <w:t xml:space="preserve"> -M </w:t>
-      </w:r>
-      <w:proofErr w:type="spellStart"/>
-      <w:r>
-        <w:rPr>
-          <w:lang w:val="es-CO"/>
-        </w:rPr>
-        <w:t>main</w:t>
-      </w:r>
-      <w:proofErr w:type="spellEnd"/>
+      <w:r>
+        <w:rPr>
+          <w:lang w:val="es-CO"/>
+        </w:rPr>
+        <w:t>git branch -M main</w:t>
+      </w:r>
     </w:p>
     <w:p>
       <w:pPr>
@@ -1114,75 +942,11 @@
           <w:lang w:val="es-CO"/>
         </w:rPr>
       </w:pPr>
-      <w:proofErr w:type="spellStart"/>
-      <w:r>
-        <w:rPr>
-          <w:lang w:val="es-CO"/>
-        </w:rPr>
-        <w:t>git</w:t>
-      </w:r>
-      <w:proofErr w:type="spellEnd"/>
-      <w:r>
-        <w:rPr>
-          <w:lang w:val="es-CO"/>
-        </w:rPr>
-        <w:t xml:space="preserve"> </w:t>
-      </w:r>
-      <w:proofErr w:type="spellStart"/>
-      <w:r>
-        <w:rPr>
-          <w:lang w:val="es-CO"/>
-        </w:rPr>
-        <w:t>push</w:t>
-      </w:r>
-      <w:proofErr w:type="spellEnd"/>
-      <w:r>
-        <w:rPr>
-          <w:lang w:val="es-CO"/>
-        </w:rPr>
-        <w:t xml:space="preserve"> -u </w:t>
-      </w:r>
-      <w:proofErr w:type="spellStart"/>
-      <w:r>
-        <w:rPr>
-          <w:lang w:val="es-CO"/>
-        </w:rPr>
-        <w:t>origin</w:t>
-      </w:r>
-      <w:proofErr w:type="spellEnd"/>
-      <w:r>
-        <w:rPr>
-          <w:lang w:val="es-CO"/>
-        </w:rPr>
-        <w:t xml:space="preserve"> </w:t>
-      </w:r>
-      <w:proofErr w:type="spellStart"/>
-      <w:r>
-        <w:rPr>
-          <w:lang w:val="es-CO"/>
-        </w:rPr>
-        <w:t>main</w:t>
-      </w:r>
-      <w:proofErr w:type="spellEnd"/>
-    </w:p>
-    <w:p>
-      <w:pPr>
-        <w:pStyle w:val="APA7"/>
-        <w:numPr>
-          <w:ilvl w:val="1"/>
-          <w:numId w:val="11"/>
-        </w:numPr>
-        <w:rPr>
-          <w:lang w:val="es-CO"/>
-        </w:rPr>
-      </w:pPr>
-      <w:r>
-        <w:rPr>
-          <w:i/>
-          <w:iCs/>
-          <w:lang w:val="es-CO"/>
-        </w:rPr>
-        <w:t>[Inserta aquí un pantallazo de la terminal subiendo los primeros archivos al repositorio remoto]</w:t>
+      <w:r>
+        <w:rPr>
+          <w:lang w:val="es-CO"/>
+        </w:rPr>
+        <w:t>git push -u origin main</w:t>
       </w:r>
     </w:p>
     <w:p>
@@ -1194,20 +958,63 @@
           <w:lang w:val="es-CO"/>
         </w:rPr>
       </w:pPr>
-    </w:p>
-    <w:p>
-      <w:pPr>
-        <w:pStyle w:val="APA7"/>
-        <w:rPr>
-          <w:lang w:val="es-CO"/>
-        </w:rPr>
-      </w:pPr>
       <w:r>
         <w:rPr>
           <w:b/>
           <w:bCs/>
           <w:lang w:val="es-CO"/>
         </w:rPr>
+        <w:drawing>
+          <wp:inline distT="0" distB="0" distL="0" distR="0" wp14:anchorId="384AF667" wp14:editId="50ED8E0D">
+            <wp:extent cx="5944870" cy="2813050"/>
+            <wp:effectExtent l="0" t="0" r="0" b="6350"/>
+            <wp:docPr id="523737545" name="Imagen 1"/>
+            <wp:cNvGraphicFramePr>
+              <a:graphicFrameLocks xmlns:a="http://schemas.openxmlformats.org/drawingml/2006/main" noChangeAspect="1"/>
+            </wp:cNvGraphicFramePr>
+            <a:graphic xmlns:a="http://schemas.openxmlformats.org/drawingml/2006/main">
+              <a:graphicData uri="http://schemas.openxmlformats.org/drawingml/2006/picture">
+                <pic:pic xmlns:pic="http://schemas.openxmlformats.org/drawingml/2006/picture">
+                  <pic:nvPicPr>
+                    <pic:cNvPr id="523737545" name=""/>
+                    <pic:cNvPicPr/>
+                  </pic:nvPicPr>
+                  <pic:blipFill>
+                    <a:blip r:embed="rId11"/>
+                    <a:stretch>
+                      <a:fillRect/>
+                    </a:stretch>
+                  </pic:blipFill>
+                  <pic:spPr>
+                    <a:xfrm>
+                      <a:off x="0" y="0"/>
+                      <a:ext cx="5944870" cy="2813050"/>
+                    </a:xfrm>
+                    <a:prstGeom prst="rect">
+                      <a:avLst/>
+                    </a:prstGeom>
+                  </pic:spPr>
+                </pic:pic>
+              </a:graphicData>
+            </a:graphic>
+          </wp:inline>
+        </w:drawing>
+      </w:r>
+    </w:p>
+    <w:p>
+      <w:pPr>
+        <w:pStyle w:val="APA7"/>
+        <w:rPr>
+          <w:lang w:val="es-CO"/>
+        </w:rPr>
+      </w:pPr>
+      <w:r>
+        <w:rPr>
+          <w:b/>
+          <w:bCs/>
+          <w:lang w:val="es-CO"/>
+        </w:rPr>
+        <w:lastRenderedPageBreak/>
         <w:t>Conclusiones</w:t>
       </w:r>
       <w:r>
@@ -1268,21 +1075,12 @@
           <w:lang w:val="es-CO"/>
         </w:rPr>
       </w:pPr>
-      <w:proofErr w:type="spellStart"/>
-      <w:r>
-        <w:rPr>
-          <w:lang w:val="es-CO"/>
-        </w:rPr>
-        <w:t>Chacon</w:t>
-      </w:r>
-      <w:proofErr w:type="spellEnd"/>
-      <w:r>
-        <w:rPr>
-          <w:lang w:val="es-CO"/>
-        </w:rPr>
-        <w:t xml:space="preserve">, S., &amp; Straub, B. (2014). </w:t>
-      </w:r>
-      <w:proofErr w:type="gramStart"/>
+      <w:r>
+        <w:rPr>
+          <w:lang w:val="es-CO"/>
+        </w:rPr>
+        <w:t xml:space="preserve">Chacon, S., &amp; Straub, B. (2014). </w:t>
+      </w:r>
       <w:r>
         <w:rPr>
           <w:i/>
@@ -1291,26 +1089,11 @@
         </w:rPr>
         <w:t>Pro Git</w:t>
       </w:r>
-      <w:proofErr w:type="gramEnd"/>
-      <w:r>
-        <w:rPr>
-          <w:lang w:val="es-CO"/>
-        </w:rPr>
-        <w:t xml:space="preserve">. </w:t>
-      </w:r>
-      <w:proofErr w:type="spellStart"/>
-      <w:r>
-        <w:rPr>
-          <w:lang w:val="es-CO"/>
-        </w:rPr>
-        <w:t>Apress</w:t>
-      </w:r>
-      <w:proofErr w:type="spellEnd"/>
-      <w:r>
-        <w:rPr>
-          <w:lang w:val="es-CO"/>
-        </w:rPr>
-        <w:t>.</w:t>
+      <w:r>
+        <w:rPr>
+          <w:lang w:val="es-CO"/>
+        </w:rPr>
+        <w:t>. Apress.</w:t>
       </w:r>
     </w:p>
     <w:p>
@@ -1326,7 +1109,7 @@
       </w:pPr>
     </w:p>
     <w:sectPr>
-      <w:headerReference w:type="default" r:id="rId11"/>
+      <w:headerReference w:type="default" r:id="rId12"/>
       <w:pgSz w:w="12242" w:h="15842" w:code="1"/>
       <w:pgMar w:top="1440" w:right="1440" w:bottom="1440" w:left="1440" w:header="709" w:footer="709" w:gutter="0"/>
       <w:cols w:space="708"/>
